--- a/pr-preview/pr-157/chapters/notation-tracked-changes.docx
+++ b/pr-preview/pr-157/chapters/notation-tracked-changes.docx
@@ -26,7 +26,7 @@
       </w:pPr>
       <w:ins w:id="2" w:author="PR Preview" w:date="2026-01-01T00:00:00Z">
         <w:r>
-          <w:t xml:space="preserve">Last modified: 2026-10-09 11:48:07 (PDT)</w:t>
+          <w:t xml:space="preserve">Last modified: 2026-10-09 11:53:40 (PDT)</w:t>
         </w:r>
       </w:ins>
     </w:p>
@@ -9170,25 +9170,43 @@
           <w:rPr>
             <w:rStyle w:val="VerbatimChar"/>
           </w:rPr>
-          <w:t xml:space="preserve">\set{}</w:t>
+          <w:t xml:space="preserve">\cb{}</w:t>
         </w:r>
       </w:ins>
       <w:ins w:id="29" w:author="PR Preview" w:date="2026-01-01T00:00:00Z">
         <w:r>
-          <w:t xml:space="preserve"> </w:t>
+          <w:t xml:space="preserve">,</w:t>
         </w:r>
       </w:ins>
       <w:ins w:id="30" w:author="PR Preview" w:date="2026-01-01T00:00:00Z">
         <w:r>
-          <w:t xml:space="preserve">and</w:t>
+          <w:t xml:space="preserve"> </w:t>
         </w:r>
       </w:ins>
       <w:ins w:id="31" w:author="PR Preview" w:date="2026-01-01T00:00:00Z">
         <w:r>
+          <w:rPr>
+            <w:rStyle w:val="VerbatimChar"/>
+          </w:rPr>
+          <w:t xml:space="preserve">\set{}</w:t>
+        </w:r>
+      </w:ins>
+      <w:ins w:id="32" w:author="PR Preview" w:date="2026-01-01T00:00:00Z">
+        <w:r>
           <w:t xml:space="preserve"> </w:t>
         </w:r>
       </w:ins>
-      <w:ins w:id="32" w:author="PR Preview" w:date="2026-01-01T00:00:00Z">
+      <w:ins w:id="33" w:author="PR Preview" w:date="2026-01-01T00:00:00Z">
+        <w:r>
+          <w:t xml:space="preserve">and</w:t>
+        </w:r>
+      </w:ins>
+      <w:ins w:id="34" w:author="PR Preview" w:date="2026-01-01T00:00:00Z">
+        <w:r>
+          <w:t xml:space="preserve"> </w:t>
+        </w:r>
+      </w:ins>
+      <w:ins w:id="35" w:author="PR Preview" w:date="2026-01-01T00:00:00Z">
         <w:r>
           <w:rPr>
             <w:rStyle w:val="VerbatimChar"/>
@@ -9196,72 +9214,47 @@
           <w:t xml:space="preserve">\abs{}</w:t>
         </w:r>
       </w:ins>
-      <w:ins w:id="33" w:author="PR Preview" w:date="2026-01-01T00:00:00Z">
+      <w:ins w:id="36" w:author="PR Preview" w:date="2026-01-01T00:00:00Z">
         <w:r>
           <w:t xml:space="preserve"> </w:t>
         </w:r>
       </w:ins>
-      <w:ins w:id="34" w:author="PR Preview" w:date="2026-01-01T00:00:00Z">
+      <w:ins w:id="37" w:author="PR Preview" w:date="2026-01-01T00:00:00Z">
         <w:r>
           <w:t xml:space="preserve">size themselves to their contents,</w:t>
         </w:r>
       </w:ins>
-      <w:ins w:id="35" w:author="PR Preview" w:date="2026-01-01T00:00:00Z">
+      <w:ins w:id="38" w:author="PR Preview" w:date="2026-01-01T00:00:00Z">
         <w:r>
           <w:t xml:space="preserve"> </w:t>
         </w:r>
       </w:ins>
-      <w:ins w:id="36" w:author="PR Preview" w:date="2026-01-01T00:00:00Z">
+      <w:ins w:id="39" w:author="PR Preview" w:date="2026-01-01T00:00:00Z">
         <w:r>
           <w:t xml:space="preserve">so write them instead of a hand-sized pair.</w:t>
         </w:r>
       </w:ins>
-      <w:ins w:id="37" w:author="PR Preview" w:date="2026-01-01T00:00:00Z">
+      <w:ins w:id="40" w:author="PR Preview" w:date="2026-01-01T00:00:00Z">
         <w:r>
           <w:t xml:space="preserve"> </w:t>
         </w:r>
       </w:ins>
-      <w:ins w:id="38" w:author="PR Preview" w:date="2026-01-01T00:00:00Z">
+      <w:ins w:id="41" w:author="PR Preview" w:date="2026-01-01T00:00:00Z">
         <w:r>
           <w:t xml:space="preserve">Arrows such as</w:t>
         </w:r>
       </w:ins>
-      <w:ins w:id="39" w:author="PR Preview" w:date="2026-01-01T00:00:00Z">
+      <w:ins w:id="42" w:author="PR Preview" w:date="2026-01-01T00:00:00Z">
         <w:r>
           <w:t xml:space="preserve"> </w:t>
         </w:r>
       </w:ins>
-      <w:ins w:id="40" w:author="PR Preview" w:date="2026-01-01T00:00:00Z">
+      <w:ins w:id="43" w:author="PR Preview" w:date="2026-01-01T00:00:00Z">
         <w:r>
           <w:rPr>
             <w:rStyle w:val="VerbatimChar"/>
           </w:rPr>
           <w:t xml:space="preserve">\leftarrow</w:t>
-        </w:r>
-      </w:ins>
-      <w:ins w:id="41" w:author="PR Preview" w:date="2026-01-01T00:00:00Z">
-        <w:r>
-          <w:t xml:space="preserve"> </w:t>
-        </w:r>
-      </w:ins>
-      <w:ins w:id="42" w:author="PR Preview" w:date="2026-01-01T00:00:00Z">
-        <w:r>
-          <w:t xml:space="preserve">are not delimiters.</w:t>
-        </w:r>
-      </w:ins>
-    </w:p>
-    <w:bookmarkStart w:id="39" w:name="exm-semantic-delimiter"/>
-    <w:p>
-      <w:pPr>
-        <w:pStyle w:val="BodyText"/>
-      </w:pPr>
-      <w:ins w:id="43" w:author="PR Preview" w:date="2026-01-01T00:00:00Z">
-        <w:r>
-          <w:rPr>
-            <w:b/>
-            <w:bCs/>
-          </w:rPr>
-          <w:t xml:space="preserve">Example 14 (Letting the macro size the bracket)</w:t>
         </w:r>
       </w:ins>
       <w:ins w:id="44" w:author="PR Preview" w:date="2026-01-01T00:00:00Z">
@@ -9271,17 +9264,22 @@
       </w:ins>
       <w:ins w:id="45" w:author="PR Preview" w:date="2026-01-01T00:00:00Z">
         <w:r>
-          <w:t xml:space="preserve"> </w:t>
+          <w:t xml:space="preserve">are not delimiters.</w:t>
         </w:r>
       </w:ins>
     </w:p>
-    <w:p>
-      <w:pPr>
-        <w:pStyle w:val="BlockText"/>
+    <w:bookmarkStart w:id="39" w:name="exm-semantic-delimiter"/>
+    <w:p>
+      <w:pPr>
+        <w:pStyle w:val="BodyText"/>
       </w:pPr>
       <w:ins w:id="46" w:author="PR Preview" w:date="2026-01-01T00:00:00Z">
         <w:r>
-          <w:t xml:space="preserve">❌ Source:</w:t>
+          <w:rPr>
+            <w:b/>
+            <w:bCs/>
+          </w:rPr>
+          <w:t xml:space="preserve">Example 14 (Letting the macro size the bracket)</w:t>
         </w:r>
       </w:ins>
       <w:ins w:id="47" w:author="PR Preview" w:date="2026-01-01T00:00:00Z">
@@ -9291,10 +9289,7 @@
       </w:ins>
       <w:ins w:id="48" w:author="PR Preview" w:date="2026-01-01T00:00:00Z">
         <w:r>
-          <w:rPr>
-            <w:rStyle w:val="VerbatimChar"/>
-          </w:rPr>
-          <w:t xml:space="preserve">The mean is $\E{\left( X - \mu \right)^2}$.</w:t>
+          <w:t xml:space="preserve"> </w:t>
         </w:r>
       </w:ins>
     </w:p>
@@ -9304,7 +9299,7 @@
       </w:pPr>
       <w:ins w:id="49" w:author="PR Preview" w:date="2026-01-01T00:00:00Z">
         <w:r>
-          <w:t xml:space="preserve">✅ Source:</w:t>
+          <w:t xml:space="preserve">❌ Source:</w:t>
         </w:r>
       </w:ins>
       <w:ins w:id="50" w:author="PR Preview" w:date="2026-01-01T00:00:00Z">
@@ -9317,17 +9312,17 @@
           <w:rPr>
             <w:rStyle w:val="VerbatimChar"/>
           </w:rPr>
-          <w:t xml:space="preserve">The mean is $\E{\paren{X - \mu}^2}$.</w:t>
+          <w:t xml:space="preserve">The mean is $\E{\left( X - \mu \right)^2}$.</w:t>
         </w:r>
       </w:ins>
     </w:p>
     <w:p>
       <w:pPr>
-        <w:pStyle w:val="FirstParagraph"/>
+        <w:pStyle w:val="BlockText"/>
       </w:pPr>
       <w:ins w:id="52" w:author="PR Preview" w:date="2026-01-01T00:00:00Z">
         <w:r>
-          <w:t xml:space="preserve">Both versions print the same expression.</w:t>
+          <w:t xml:space="preserve">✅ Source:</w:t>
         </w:r>
       </w:ins>
       <w:ins w:id="53" w:author="PR Preview" w:date="2026-01-01T00:00:00Z">
@@ -9337,25 +9332,48 @@
       </w:ins>
       <w:ins w:id="54" w:author="PR Preview" w:date="2026-01-01T00:00:00Z">
         <w:r>
-          <w:t xml:space="preserve">In the ✅ version, the macro sizes the bracket,</w:t>
+          <w:rPr>
+            <w:rStyle w:val="VerbatimChar"/>
+          </w:rPr>
+          <w:t xml:space="preserve">The mean is $\E{\paren{X - \mu}^2}$.</w:t>
         </w:r>
       </w:ins>
+    </w:p>
+    <w:p>
+      <w:pPr>
+        <w:pStyle w:val="FirstParagraph"/>
+      </w:pPr>
       <w:ins w:id="55" w:author="PR Preview" w:date="2026-01-01T00:00:00Z">
+        <w:r>
+          <w:t xml:space="preserve">Both versions print the same expression.</w:t>
+        </w:r>
+      </w:ins>
+      <w:ins w:id="56" w:author="PR Preview" w:date="2026-01-01T00:00:00Z">
         <w:r>
           <w:t xml:space="preserve"> </w:t>
         </w:r>
       </w:ins>
-      <w:ins w:id="56" w:author="PR Preview" w:date="2026-01-01T00:00:00Z">
+      <w:ins w:id="57" w:author="PR Preview" w:date="2026-01-01T00:00:00Z">
+        <w:r>
+          <w:t xml:space="preserve">In the ✅ version, the macro sizes the bracket,</w:t>
+        </w:r>
+      </w:ins>
+      <w:ins w:id="58" w:author="PR Preview" w:date="2026-01-01T00:00:00Z">
+        <w:r>
+          <w:t xml:space="preserve"> </w:t>
+        </w:r>
+      </w:ins>
+      <w:ins w:id="59" w:author="PR Preview" w:date="2026-01-01T00:00:00Z">
         <w:r>
           <w:t xml:space="preserve">and a group that changes how brackets are drawn</w:t>
         </w:r>
       </w:ins>
-      <w:ins w:id="57" w:author="PR Preview" w:date="2026-01-01T00:00:00Z">
+      <w:ins w:id="60" w:author="PR Preview" w:date="2026-01-01T00:00:00Z">
         <w:r>
           <w:t xml:space="preserve"> </w:t>
         </w:r>
       </w:ins>
-      <w:ins w:id="58" w:author="PR Preview" w:date="2026-01-01T00:00:00Z">
+      <w:ins w:id="61" w:author="PR Preview" w:date="2026-01-01T00:00:00Z">
         <w:r>
           <w:t xml:space="preserve">edits one definition in the shared file.</w:t>
         </w:r>
@@ -9541,7 +9559,7 @@
       <w:pPr>
         <w:pStyle w:val="BodyText"/>
       </w:pPr>
-      <w:del w:id="59" w:author="PR Preview" w:date="2026-01-01T00:00:00Z">
+      <w:del w:id="62" w:author="PR Preview" w:date="2026-01-01T00:00:00Z">
         <w:r>
           <w:rPr>
             <w:b/>
@@ -9550,12 +9568,12 @@
           <w:delText xml:space="preserve">Example 14 (Writing a dot product)</w:delText>
         </w:r>
       </w:del>
-      <w:del w:id="60" w:author="PR Preview" w:date="2026-01-01T00:00:00Z">
+      <w:del w:id="63" w:author="PR Preview" w:date="2026-01-01T00:00:00Z">
         <w:r>
           <w:delText xml:space="preserve"> </w:delText>
         </w:r>
       </w:del>
-      <w:del w:id="61" w:author="PR Preview" w:date="2026-01-01T00:00:00Z">
+      <w:del w:id="64" w:author="PR Preview" w:date="2026-01-01T00:00:00Z">
         <w:r>
           <w:delText xml:space="preserve"> </w:delText>
         </w:r>
@@ -9565,7 +9583,7 @@
       <w:pPr>
         <w:pStyle w:val="BodyText"/>
       </w:pPr>
-      <w:ins w:id="62" w:author="PR Preview" w:date="2026-01-01T00:00:00Z">
+      <w:ins w:id="65" w:author="PR Preview" w:date="2026-01-01T00:00:00Z">
         <w:r>
           <w:rPr>
             <w:b/>
@@ -9574,12 +9592,12 @@
           <w:t xml:space="preserve">Example 15 (Writing a dot product)</w:t>
         </w:r>
       </w:ins>
-      <w:ins w:id="63" w:author="PR Preview" w:date="2026-01-01T00:00:00Z">
+      <w:ins w:id="66" w:author="PR Preview" w:date="2026-01-01T00:00:00Z">
         <w:r>
           <w:t xml:space="preserve"> </w:t>
         </w:r>
       </w:ins>
-      <w:ins w:id="64" w:author="PR Preview" w:date="2026-01-01T00:00:00Z">
+      <w:ins w:id="67" w:author="PR Preview" w:date="2026-01-01T00:00:00Z">
         <w:r>
           <w:t xml:space="preserve"> </w:t>
         </w:r>
@@ -10440,7 +10458,7 @@
       <w:pPr>
         <w:pStyle w:val="BodyText"/>
       </w:pPr>
-      <w:del w:id="65" w:author="PR Preview" w:date="2026-01-01T00:00:00Z">
+      <w:del w:id="68" w:author="PR Preview" w:date="2026-01-01T00:00:00Z">
         <w:r>
           <w:rPr>
             <w:b/>
@@ -10449,17 +10467,17 @@
           <w:delText xml:space="preserve">Example 15 (Writing out the limits of a sum and the range of an index)</w:delText>
         </w:r>
       </w:del>
-      <w:del w:id="66" w:author="PR Preview" w:date="2026-01-01T00:00:00Z">
+      <w:del w:id="69" w:author="PR Preview" w:date="2026-01-01T00:00:00Z">
         <w:r>
           <w:delText xml:space="preserve"> </w:delText>
         </w:r>
       </w:del>
-      <w:del w:id="67" w:author="PR Preview" w:date="2026-01-01T00:00:00Z">
+      <w:del w:id="70" w:author="PR Preview" w:date="2026-01-01T00:00:00Z">
         <w:r>
           <w:delText xml:space="preserve">For a discrete random variable</w:delText>
         </w:r>
       </w:del>
-      <w:del w:id="68" w:author="PR Preview" w:date="2026-01-01T00:00:00Z">
+      <w:del w:id="71" w:author="PR Preview" w:date="2026-01-01T00:00:00Z">
         <w:r>
           <w:delText xml:space="preserve"> </w:delText>
         </w:r>
@@ -10469,7 +10487,7 @@
           <m:t>X</m:t>
         </m:r>
       </m:oMath>
-      <w:del w:id="69" w:author="PR Preview" w:date="2026-01-01T00:00:00Z">
+      <w:del w:id="72" w:author="PR Preview" w:date="2026-01-01T00:00:00Z">
         <w:r>
           <w:delText xml:space="preserve">:</w:delText>
         </w:r>
@@ -10479,7 +10497,7 @@
       <w:pPr>
         <w:pStyle w:val="BodyText"/>
       </w:pPr>
-      <w:ins w:id="70" w:author="PR Preview" w:date="2026-01-01T00:00:00Z">
+      <w:ins w:id="73" w:author="PR Preview" w:date="2026-01-01T00:00:00Z">
         <w:r>
           <w:rPr>
             <w:b/>
@@ -10488,17 +10506,17 @@
           <w:t xml:space="preserve">Example 16 (Writing out the limits of a sum and the range of an index)</w:t>
         </w:r>
       </w:ins>
-      <w:ins w:id="71" w:author="PR Preview" w:date="2026-01-01T00:00:00Z">
+      <w:ins w:id="74" w:author="PR Preview" w:date="2026-01-01T00:00:00Z">
         <w:r>
           <w:t xml:space="preserve"> </w:t>
         </w:r>
       </w:ins>
-      <w:ins w:id="72" w:author="PR Preview" w:date="2026-01-01T00:00:00Z">
+      <w:ins w:id="75" w:author="PR Preview" w:date="2026-01-01T00:00:00Z">
         <w:r>
           <w:t xml:space="preserve">For a discrete random variable</w:t>
         </w:r>
       </w:ins>
-      <w:ins w:id="73" w:author="PR Preview" w:date="2026-01-01T00:00:00Z">
+      <w:ins w:id="76" w:author="PR Preview" w:date="2026-01-01T00:00:00Z">
         <w:r>
           <w:t xml:space="preserve"> </w:t>
         </w:r>
@@ -10508,7 +10526,7 @@
           <m:t>X</m:t>
         </m:r>
       </m:oMath>
-      <w:ins w:id="74" w:author="PR Preview" w:date="2026-01-01T00:00:00Z">
+      <w:ins w:id="77" w:author="PR Preview" w:date="2026-01-01T00:00:00Z">
         <w:r>
           <w:t xml:space="preserve">:</w:t>
         </w:r>
